--- a/Kranthi_Veeravalli_Resume.docx
+++ b/Kranthi_Veeravalli_Resume.docx
@@ -95,7 +95,10 @@
         <w:t xml:space="preserve">Cloud operations &amp; </w:t>
       </w:r>
       <w:r>
-        <w:t>Infrastructure Engineer with 13+ years of experience delivering enterprise-scale platform migrations, virtualization, storage, and hybrid infrastructure solutions. Extensive hands-on experience with Nutanix AHV, VMware Cloud Foundation (Broadcom), large-scale VM migrations using Nutanix Move, and platform operations within ITIL v3-aligned environments. Proven ability to support mission-critical production workloads, drive incident and problem management, perform RCA, collaborate with vendors and cross-functional teams, and deliver metrics-driven infrastructure improvements.</w:t>
+        <w:t>Infrastructure Engineer with 13+ years of experience delivering enterprise-scale platform migrations, virtualization, storage, and hybrid infrastructure solutions. Extensive hands-on experience with Nutanix AHV, VMware Cloud Foundation (Broadcom), large-scale VM migrations using Nutanix Move, and platform operations within ITIL v3-aligned environments. Proven ability to support mission-critical production workloads, drive incident and problem management, perform RCA, collaborate with vendors and cross-funct</w:t>
+      </w:r>
+      <w:r>
+        <w:t>ional teams, and deliver metrics-driven infrastructure improvements.</w:t>
       </w:r>
     </w:p>
     <w:p>
@@ -122,19 +125,13 @@
       <w:r>
         <w:t>NGT, VCF</w:t>
       </w:r>
-      <w:r>
-        <w:t>,NC2</w:t>
-      </w:r>
     </w:p>
     <w:p>
       <w:pPr>
         <w:pStyle w:val="ListBullet"/>
       </w:pPr>
       <w:r>
-        <w:t xml:space="preserve">Azure Arc, AZURE </w:t>
-      </w:r>
-      <w:r>
-        <w:t>Migrate, VMware to Azure local network mapping,Azure local life cycle manager,</w:t>
+        <w:t xml:space="preserve"> VMware VCF, ESXi, vCenter, SRM, Aria Operations (vROps)</w:t>
       </w:r>
     </w:p>
     <w:p>
@@ -142,7 +139,95 @@
         <w:pStyle w:val="ListBullet"/>
       </w:pPr>
       <w:r>
-        <w:t xml:space="preserve"> VMware VCF, ESXi, vCenter, SRM, Aria Operations (vROps)</w:t>
+        <w:t xml:space="preserve"> Enterprise Storage: </w:t>
+      </w:r>
+      <w:r>
+        <w:rPr>
+          <w:b/>
+          <w:bCs/>
+        </w:rPr>
+        <w:t>NetApp</w:t>
+      </w:r>
+      <w:r>
+        <w:rPr>
+          <w:b/>
+          <w:bCs/>
+        </w:rPr>
+        <w:t xml:space="preserve"> AFF </w:t>
+      </w:r>
+      <w:r>
+        <w:rPr>
+          <w:b/>
+          <w:bCs/>
+        </w:rPr>
+        <w:t>400</w:t>
+      </w:r>
+      <w:r>
+        <w:t>,</w:t>
+      </w:r>
+      <w:r>
+        <w:t xml:space="preserve"> </w:t>
+      </w:r>
+      <w:r>
+        <w:rPr>
+          <w:b/>
+          <w:bCs/>
+        </w:rPr>
+        <w:t xml:space="preserve">NetApp CVO cloud </w:t>
+      </w:r>
+      <w:r>
+        <w:rPr>
+          <w:b/>
+          <w:bCs/>
+        </w:rPr>
+        <w:t>ONTAP</w:t>
+      </w:r>
+      <w:r>
+        <w:rPr>
+          <w:b/>
+          <w:bCs/>
+        </w:rPr>
+        <w:t xml:space="preserve"> storage,</w:t>
+      </w:r>
+      <w:r>
+        <w:rPr>
+          <w:b/>
+          <w:bCs/>
+        </w:rPr>
+        <w:t xml:space="preserve"> </w:t>
+      </w:r>
+      <w:r>
+        <w:rPr>
+          <w:b/>
+          <w:bCs/>
+        </w:rPr>
+        <w:t>Blue</w:t>
+      </w:r>
+      <w:r>
+        <w:rPr>
+          <w:b/>
+          <w:bCs/>
+        </w:rPr>
+        <w:t xml:space="preserve"> </w:t>
+      </w:r>
+      <w:r>
+        <w:rPr>
+          <w:b/>
+          <w:bCs/>
+        </w:rPr>
+        <w:t>XP, Dell</w:t>
+      </w:r>
+      <w:r>
+        <w:t xml:space="preserve"> EMC, HPE, IBM, </w:t>
+      </w:r>
+      <w:r>
+        <w:t>Ever Pure</w:t>
+      </w:r>
+      <w:r>
+        <w:t xml:space="preserve"> Storage, </w:t>
+      </w:r>
+      <w:r>
+        <w:t>Hitachi, SAN, Cisco, Brocade</w:t>
       </w:r>
     </w:p>
     <w:p>
@@ -150,95 +235,7 @@
         <w:pStyle w:val="ListBullet"/>
       </w:pPr>
       <w:r>
-        <w:t xml:space="preserve"> Enterprise Storage: </w:t>
-      </w:r>
-      <w:r>
-        <w:rPr>
-          <w:b/>
-          <w:bCs/>
-        </w:rPr>
-        <w:t>NetApp</w:t>
-      </w:r>
-      <w:r>
-        <w:rPr>
-          <w:b/>
-          <w:bCs/>
-        </w:rPr>
-        <w:t xml:space="preserve"> AFF </w:t>
-      </w:r>
-      <w:r>
-        <w:rPr>
-          <w:b/>
-          <w:bCs/>
-        </w:rPr>
-        <w:t>400</w:t>
-      </w:r>
-      <w:r>
-        <w:t>,</w:t>
-      </w:r>
-      <w:r>
-        <w:t xml:space="preserve"> </w:t>
-      </w:r>
-      <w:r>
-        <w:rPr>
-          <w:b/>
-          <w:bCs/>
-        </w:rPr>
-        <w:t xml:space="preserve">NetApp CVO cloud </w:t>
-      </w:r>
-      <w:r>
-        <w:rPr>
-          <w:b/>
-          <w:bCs/>
-        </w:rPr>
-        <w:t>ONTAP</w:t>
-      </w:r>
-      <w:r>
-        <w:rPr>
-          <w:b/>
-          <w:bCs/>
-        </w:rPr>
-        <w:t xml:space="preserve"> storage,</w:t>
-      </w:r>
-      <w:r>
-        <w:rPr>
-          <w:b/>
-          <w:bCs/>
-        </w:rPr>
-        <w:t xml:space="preserve"> </w:t>
-      </w:r>
-      <w:r>
-        <w:rPr>
-          <w:b/>
-          <w:bCs/>
-        </w:rPr>
-        <w:t>Blue</w:t>
-      </w:r>
-      <w:r>
-        <w:rPr>
-          <w:b/>
-          <w:bCs/>
-        </w:rPr>
-        <w:t xml:space="preserve"> </w:t>
-      </w:r>
-      <w:r>
-        <w:rPr>
-          <w:b/>
-          <w:bCs/>
-        </w:rPr>
-        <w:t>XP, Dell</w:t>
-      </w:r>
-      <w:r>
-        <w:t xml:space="preserve"> EMC, HPE, IBM, </w:t>
-      </w:r>
-      <w:r>
-        <w:t>Ever Pure</w:t>
-      </w:r>
-      <w:r>
-        <w:t xml:space="preserve"> Storage, </w:t>
-      </w:r>
-      <w:r>
-        <w:t>Hitachi, SAN, Cisco, Brocade</w:t>
+        <w:t xml:space="preserve"> ITIL v3, ITSM, ServiceNow (Incident, Change, Problem, CMDB)</w:t>
       </w:r>
     </w:p>
     <w:p>
@@ -246,7 +243,7 @@
         <w:pStyle w:val="ListBullet"/>
       </w:pPr>
       <w:r>
-        <w:t xml:space="preserve"> ITIL v3, ITSM, ServiceNow (Incident, Change, Problem, CMDB)</w:t>
+        <w:t xml:space="preserve"> Automation: Ansible, PowerShell, Shell, REST APIs, GitHub</w:t>
       </w:r>
     </w:p>
     <w:p>
@@ -254,7 +251,7 @@
         <w:pStyle w:val="ListBullet"/>
       </w:pPr>
       <w:r>
-        <w:t xml:space="preserve"> Automation: Ansible, PowerShell, Shell, REST APIs, GitHub</w:t>
+        <w:t xml:space="preserve"> Kubernetes, CI/CD fundamentals, Container Platforms</w:t>
       </w:r>
     </w:p>
     <w:p>
@@ -262,7 +259,7 @@
         <w:pStyle w:val="ListBullet"/>
       </w:pPr>
       <w:r>
-        <w:t xml:space="preserve"> Kubernetes, CI/CD fundamentals, Container Platforms</w:t>
+        <w:t xml:space="preserve"> Networking: VLANs, Routing, Switching, Firewalls, NSX-T</w:t>
       </w:r>
     </w:p>
     <w:p>
@@ -270,7 +267,19 @@
         <w:pStyle w:val="ListBullet"/>
       </w:pPr>
       <w:r>
-        <w:t xml:space="preserve"> Networking: VLANs, Routing, Switching, Firewalls, NSX-T</w:t>
+        <w:t xml:space="preserve"> Hardware: </w:t>
+      </w:r>
+      <w:r>
+        <w:t>1U and 2U hardware</w:t>
+      </w:r>
+      <w:r>
+        <w:t>, Dell PowerEdge R</w:t>
+      </w:r>
+      <w:r>
+        <w:t>650, R</w:t>
+      </w:r>
+      <w:r>
+        <w:t>750</w:t>
       </w:r>
     </w:p>
     <w:p>
@@ -278,19 +287,7 @@
         <w:pStyle w:val="ListBullet"/>
       </w:pPr>
       <w:r>
-        <w:t xml:space="preserve"> Hardware: </w:t>
-      </w:r>
-      <w:r>
-        <w:t>1U and 2U hardware</w:t>
-      </w:r>
-      <w:r>
-        <w:t>, Dell PowerEdge R</w:t>
-      </w:r>
-      <w:r>
-        <w:t>650, R</w:t>
-      </w:r>
-      <w:r>
-        <w:t>750</w:t>
+        <w:t>Data Protection: Snap Mirror, Snap vault.</w:t>
       </w:r>
     </w:p>
     <w:p>
@@ -298,7 +295,25 @@
         <w:pStyle w:val="ListBullet"/>
       </w:pPr>
       <w:r>
-        <w:t>Data Protection: Snap Mirror, Snap vault.</w:t>
+        <w:t xml:space="preserve">File </w:t>
+      </w:r>
+      <w:r>
+        <w:t>storage: NFS, CIFS, SMB, Azure</w:t>
+      </w:r>
+      <w:r>
+        <w:t xml:space="preserve"> </w:t>
+      </w:r>
+      <w:r>
+        <w:t>NetApp</w:t>
+      </w:r>
+      <w:r>
+        <w:t xml:space="preserve"> </w:t>
+      </w:r>
+      <w:r>
+        <w:t>Files, EC</w:t>
+      </w:r>
+      <w:r>
+        <w:t>2 Instances</w:t>
       </w:r>
     </w:p>
     <w:p>
@@ -306,25 +321,13 @@
         <w:pStyle w:val="ListBullet"/>
       </w:pPr>
       <w:r>
-        <w:t xml:space="preserve">File </w:t>
-      </w:r>
-      <w:r>
-        <w:t>storage: NFS, CIFS, SMB, Azure</w:t>
-      </w:r>
-      <w:r>
-        <w:t xml:space="preserve"> </w:t>
-      </w:r>
-      <w:r>
-        <w:t>NetApp</w:t>
-      </w:r>
-      <w:r>
-        <w:t xml:space="preserve"> </w:t>
-      </w:r>
-      <w:r>
-        <w:t>Files, EC</w:t>
-      </w:r>
-      <w:r>
-        <w:t>2 Instances</w:t>
+        <w:t xml:space="preserve">Active </w:t>
+      </w:r>
+      <w:r>
+        <w:t>Directory:</w:t>
+      </w:r>
+      <w:r>
+        <w:t xml:space="preserve"> One Identity Active rolls</w:t>
       </w:r>
     </w:p>
     <w:p>
@@ -332,13 +335,7 @@
         <w:pStyle w:val="ListBullet"/>
       </w:pPr>
       <w:r>
-        <w:t xml:space="preserve">Active </w:t>
-      </w:r>
-      <w:r>
-        <w:t>Directory:</w:t>
-      </w:r>
-      <w:r>
-        <w:t xml:space="preserve"> One Identity Active rolls</w:t>
+        <w:t>Backup -Rubrik 6.0</w:t>
       </w:r>
     </w:p>
     <w:p>
@@ -346,7 +343,28 @@
         <w:pStyle w:val="ListBullet"/>
       </w:pPr>
       <w:r>
-        <w:t>Backup -Rubrik 6.0</w:t>
+        <w:rPr>
+          <w:b/>
+          <w:color w:val="1F4E79"/>
+        </w:rPr>
+        <w:t>Cyber resi</w:t>
+      </w:r>
+      <w:r>
+        <w:rPr>
+          <w:b/>
+          <w:color w:val="1F4E79"/>
+        </w:rPr>
+        <w:t>liency</w:t>
+      </w:r>
+      <w:r>
+        <w:rPr>
+          <w:b/>
+          <w:color w:val="1F4E79"/>
+        </w:rPr>
+        <w:t xml:space="preserve">: </w:t>
+      </w:r>
+      <w:r>
+        <w:t>Ransomware recovery, segregated/isolated recovery networks, controlled restoration, recovery validation, cyber-recovery concepts and production reintegration controls</w:t>
       </w:r>
     </w:p>
     <w:p>
@@ -354,16 +372,7 @@
         <w:pStyle w:val="ListBullet"/>
       </w:pPr>
       <w:r>
-        <w:t xml:space="preserve">AI </w:t>
-      </w:r>
-      <w:r>
-        <w:t>I</w:t>
-      </w:r>
-      <w:r>
-        <w:t>nfrastructure:</w:t>
-      </w:r>
-      <w:r>
-        <w:t xml:space="preserve"> GPU Infrastructure • NVIDIA GPU Servers • Dell PowerEdge R7725 • CUDA-ready environments • Kubernetes • AI/ML Infrastructure • GPU Monitoring • Prometheus • Grafana</w:t>
+        <w:t>Dell PowerEdge R7725 GPU infrastructure and Kubernetes GPU nodes</w:t>
       </w:r>
     </w:p>
     <w:p>
@@ -577,145 +586,62 @@
           <w:bCs/>
           <w:color w:val="4F81BD" w:themeColor="accent1"/>
         </w:rPr>
-        <w:t>Infrastructure Administrator March 2026 – Present</w:t>
-      </w:r>
-    </w:p>
-    <w:p>
-      <w:pPr>
+        <w:t xml:space="preserve">Infrastructure Administrator March 2026 – </w:t>
+      </w:r>
+      <w:r>
         <w:rPr>
           <w:b/>
           <w:bCs/>
           <w:color w:val="4F81BD" w:themeColor="accent1"/>
         </w:rPr>
-      </w:pPr>
-      <w:r>
-        <w:t>We had three on-premises vCenters managing multiple VMware clusters and ESXi hosts. Due to increasing VMware licensing and infrastructure costs, we evaluated Azure Local as the target platform. I assessed VM utilization and application dependencies, designed the Azure Local clusters, and mapped VMware VLANs and port groups to Azure Local logical networks. We used Azure Migrate source and target appliances for discovery, replication and migration. During scheduled weekend windows, we performed final synchronization, shut down the source VMs, brought up the Azure Local VMs and validated networking, applications, monitoring and Rubrik backups. We migrated the workloads in phases and retained the VMware VMs temporarily for rollback before decommissioning the ESXi resources</w:t>
-      </w:r>
-      <w:r>
-        <w:rPr>
-          <w:b/>
-          <w:bCs/>
-          <w:color w:val="4F81BD" w:themeColor="accent1"/>
-        </w:rPr>
-        <w:t>.</w:t>
+        <w:t>July 2026</w:t>
       </w:r>
     </w:p>
     <w:p>
-      <w:pPr>
-        <w:pStyle w:val="ListParagraph"/>
-        <w:numPr>
-          <w:ilvl w:val="0"/>
-          <w:numId w:val="24"/>
-        </w:numPr>
-      </w:pPr>
-      <w:r>
-        <w:t>Supported an on-premises VMware environment consisting of three vCenters, multiple vSphere clusters and ESXi hosts</w:t>
+      <w:r>
+        <w:t>AI/ML Infrastructure Build-out for Ornithology Research Platform</w:t>
       </w:r>
     </w:p>
     <w:p>
-      <w:pPr>
-        <w:pStyle w:val="ListParagraph"/>
-        <w:numPr>
-          <w:ilvl w:val="0"/>
-          <w:numId w:val="24"/>
-        </w:numPr>
-      </w:pPr>
-      <w:r>
-        <w:t>Assessed VMware workloads for migration to Azure Local by analyzing CPU, memory, storage, network utilization and application dependencies</w:t>
+      <w:r>
+        <w:t>▪ Provisioned and configured Dell PowerEdge R7725 servers as the primary AI/ML compute platform for ornithology research workloads — including GPU hardware installation, PCIe lane planning, BIOS/iDRAC configuration, and thermal validation.</w:t>
       </w:r>
     </w:p>
     <w:p>
-      <w:pPr>
-        <w:pStyle w:val="ListParagraph"/>
-        <w:numPr>
-          <w:ilvl w:val="0"/>
-          <w:numId w:val="24"/>
-        </w:numPr>
-      </w:pPr>
-      <w:r>
-        <w:lastRenderedPageBreak/>
-        <w:t>Designed Azure Local target clusters with Azure Arc integration, logical networks, storage paths and high-availability requirements</w:t>
+      <w:r>
+        <w:t>▪ Built Kubernetes cluster on GPU nodes to orchestrate AI/ML workloads; configured GPU pod scheduling with taints/tolerations and resource quotas to ensure workload isolation across research teams.</w:t>
       </w:r>
     </w:p>
     <w:p>
-      <w:pPr>
-        <w:pStyle w:val="ListParagraph"/>
-        <w:numPr>
-          <w:ilvl w:val="0"/>
-          <w:numId w:val="24"/>
-        </w:numPr>
-      </w:pPr>
-      <w:r>
-        <w:t>Evaluated post-migration CPU, memory, IOPS and latency to right-size Azure Local VMs and optimize NVMe/SSD storage utilization</w:t>
-      </w:r>
-      <w:r>
-        <w:t>.</w:t>
+      <w:r>
+        <w:t xml:space="preserve">▪ </w:t>
+      </w:r>
+      <w:r>
+        <w:t xml:space="preserve">Led infrastructure of </w:t>
+      </w:r>
+      <w:r>
+        <w:t xml:space="preserve"> QNAP NAS/backup arrays as secondary storage and backup target for AI training datasets, model checkpoints, and research data — configured scheduled backup jobs with retention policies and validated RTO/RPO compliance.</w:t>
       </w:r>
     </w:p>
     <w:p>
-      <w:pPr>
-        <w:pStyle w:val="ListParagraph"/>
-        <w:numPr>
-          <w:ilvl w:val="0"/>
-          <w:numId w:val="24"/>
-        </w:numPr>
-      </w:pPr>
-      <w:r>
-        <w:t>Configured end to end VLAN setup.</w:t>
+      <w:r>
+        <w:t>▪ Led Active Directory OU migration for the Lab: restructured OU hierarchy, resolved delegation and permission issues, and migrated user/computer objects with zero service disruption using PowerShell automation.</w:t>
       </w:r>
     </w:p>
     <w:p>
       <w:r>
-        <w:t>AI/ML Infrastructure Build-out for Ornithology Research Platform</w:t>
+        <w:lastRenderedPageBreak/>
+        <w:t>▪ Deployed and maintained the Lab's Ornithology AI application stack — supporting real-time bird species identification using GPU-accelerated deep learning models (image classification, audio spectrogram analysis).</w:t>
       </w:r>
     </w:p>
     <w:p>
-      <w:pPr>
-        <w:spacing w:line="240" w:lineRule="auto"/>
-      </w:pPr>
-      <w:r>
-        <w:t>▪ Provisioned and configured Dell PowerEdge R7725 servers as the primary AI/ML compute platform for ornithology research workloads — including GPU hardware installation, PCIe lane planning, BIOS/iDRAC configuration, and thermal validation.</w:t>
+      <w:r>
+        <w:t>▪ Implemented infrastructure monitoring using Grafana/Prometheus dashboards for GPU utilization (DCGM), storage capacity, and compute health — enabling proactive alerting for the research platform.</w:t>
       </w:r>
     </w:p>
     <w:p>
-      <w:pPr>
-        <w:spacing w:line="240" w:lineRule="auto"/>
-      </w:pPr>
-      <w:r>
-        <w:t>▪ Built Kubernetes cluster on GPU nodes to orchestrate AI/ML workloads; configured GPU pod scheduling with taints/tolerations and resource quotas to ensure workload isolation across research teams.</w:t>
-      </w:r>
-    </w:p>
-    <w:p>
-      <w:pPr>
-        <w:spacing w:line="240" w:lineRule="auto"/>
-      </w:pPr>
-      <w:r>
-        <w:t xml:space="preserve">▪ </w:t>
-      </w:r>
-      <w:r>
-        <w:t xml:space="preserve">Led infrastructure of </w:t>
-      </w:r>
-      <w:r>
-        <w:t xml:space="preserve"> QNAP NAS/backup arrays as secondary storage and backup target for AI training datasets, model checkpoints, and research data — configured scheduled backup jobs with retention policies and validated RTO/RPO compliance.</w:t>
-      </w:r>
-    </w:p>
-    <w:p>
-      <w:pPr>
-        <w:spacing w:line="240" w:lineRule="auto"/>
-      </w:pPr>
-      <w:r>
-        <w:t>▪ Led Active Directory OU migration for the Lab: restructured OU hierarchy, resolved delegation and permission issues, and migrated user/computer objects with zero service disruption using PowerShell automation.</w:t>
-      </w:r>
-    </w:p>
-    <w:p>
-      <w:pPr>
-        <w:spacing w:line="240" w:lineRule="auto"/>
-      </w:pPr>
-      <w:r>
-        <w:t xml:space="preserve">▪ </w:t>
-      </w:r>
-      <w:r>
-        <w:t>Prepared migration runbooks covering replication, final synchronization, weekend cutover, application validation and rollback</w:t>
+      <w:r>
+        <w:t>▪ Performed routine infrastructure administration: OS patching, firmware upgrades, network configuration, incident management, and documentation of runbooks for the GPU/K8s/QNAP environment.</w:t>
       </w:r>
     </w:p>
     <w:p/>
@@ -826,7 +752,23 @@
           <w:b/>
           <w:bCs/>
         </w:rPr>
-        <w:t>scale platform migration initiatives across a 10,000</w:t>
+        <w:t xml:space="preserve">scale platform migration initiatives across a </w:t>
+      </w:r>
+      <w:r>
+        <w:rPr>
+          <w:rFonts w:cstheme="minorHAnsi"/>
+          <w:b/>
+          <w:bCs/>
+        </w:rPr>
+        <w:t>6</w:t>
+      </w:r>
+      <w:r>
+        <w:rPr>
+          <w:rFonts w:cstheme="minorHAnsi"/>
+          <w:b/>
+          <w:bCs/>
+        </w:rPr>
+        <w:t>,000</w:t>
       </w:r>
       <w:r>
         <w:rPr>
@@ -848,7 +790,19 @@
         <w:rPr>
           <w:rFonts w:cstheme="minorHAnsi"/>
         </w:rPr>
-        <w:t>, including 6,000+ production, high</w:t>
+        <w:t xml:space="preserve">, including </w:t>
+      </w:r>
+      <w:r>
+        <w:rPr>
+          <w:rFonts w:cstheme="minorHAnsi"/>
+        </w:rPr>
+        <w:t>4</w:t>
+      </w:r>
+      <w:r>
+        <w:rPr>
+          <w:rFonts w:cstheme="minorHAnsi"/>
+        </w:rPr>
+        <w:t>,000+ production, high</w:t>
       </w:r>
       <w:r>
         <w:rPr>
@@ -1005,7 +959,6 @@
         <w:pStyle w:val="ListBullet"/>
       </w:pPr>
       <w:r>
-        <w:lastRenderedPageBreak/>
         <w:t>- Owned end-to-end migration lifecycle using Nutanix Move including planning, execution, cutover, validation, and rollback.</w:t>
       </w:r>
     </w:p>
@@ -1100,6 +1053,7 @@
         <w:rPr>
           <w:rFonts w:cstheme="minorHAnsi"/>
         </w:rPr>
+        <w:lastRenderedPageBreak/>
         <w:t xml:space="preserve">• </w:t>
       </w:r>
       <w:r>
@@ -1735,8 +1689,6 @@
           <w:ilvl w:val="0"/>
           <w:numId w:val="21"/>
         </w:numPr>
-        <w:spacing w:line="240" w:lineRule="auto"/>
-        <w:ind w:left="763"/>
       </w:pPr>
       <w:r>
         <w:t xml:space="preserve">Installed and configured </w:t>
@@ -1760,7 +1712,6 @@
           <w:numId w:val="21"/>
         </w:numPr>
         <w:spacing w:after="0" w:line="240" w:lineRule="auto"/>
-        <w:ind w:left="763"/>
         <w:rPr>
           <w:rFonts w:ascii="Times New Roman" w:eastAsia="Times New Roman" w:hAnsi="Times New Roman" w:cs="Times New Roman"/>
           <w:sz w:val="24"/>
@@ -1827,8 +1778,6 @@
           <w:ilvl w:val="0"/>
           <w:numId w:val="21"/>
         </w:numPr>
-        <w:spacing w:line="240" w:lineRule="auto"/>
-        <w:ind w:left="763"/>
       </w:pPr>
       <w:r>
         <w:t>Designed and implemented VSANs, ISLs, and Port-Channels across Cisco MDS 9700 fabrics, optimizing throughput and buffer credits for high-performance storage traffic.</w:t>
@@ -1842,7 +1791,6 @@
           <w:numId w:val="21"/>
         </w:numPr>
         <w:spacing w:after="0" w:line="240" w:lineRule="auto"/>
-        <w:ind w:left="763"/>
         <w:rPr>
           <w:rFonts w:ascii="Times New Roman" w:eastAsia="Times New Roman" w:hAnsi="Times New Roman" w:cs="Times New Roman"/>
           <w:sz w:val="24"/>
@@ -1855,6 +1803,7 @@
           <w:sz w:val="24"/>
           <w:szCs w:val="24"/>
         </w:rPr>
+        <w:lastRenderedPageBreak/>
         <w:t xml:space="preserve">Configured enterprise management services including </w:t>
       </w:r>
       <w:r>
@@ -1883,7 +1832,6 @@
           <w:numId w:val="21"/>
         </w:numPr>
         <w:spacing w:before="100" w:beforeAutospacing="1" w:after="100" w:afterAutospacing="1" w:line="240" w:lineRule="auto"/>
-        <w:ind w:left="763"/>
         <w:rPr>
           <w:rFonts w:ascii="Times New Roman" w:eastAsia="Times New Roman" w:hAnsi="Times New Roman" w:cs="Times New Roman"/>
           <w:sz w:val="24"/>
@@ -1925,7 +1873,6 @@
           <w:numId w:val="21"/>
         </w:numPr>
         <w:spacing w:after="0" w:line="240" w:lineRule="auto"/>
-        <w:ind w:left="763"/>
         <w:rPr>
           <w:rFonts w:ascii="Times New Roman" w:eastAsia="Times New Roman" w:hAnsi="Times New Roman" w:cs="Times New Roman"/>
           <w:sz w:val="24"/>
@@ -1966,7 +1913,6 @@
           <w:numId w:val="21"/>
         </w:numPr>
         <w:spacing w:before="100" w:beforeAutospacing="1" w:after="100" w:afterAutospacing="1" w:line="240" w:lineRule="auto"/>
-        <w:ind w:left="763"/>
         <w:rPr>
           <w:rFonts w:ascii="Times New Roman" w:eastAsia="Times New Roman" w:hAnsi="Times New Roman" w:cs="Times New Roman"/>
           <w:sz w:val="24"/>
@@ -2385,7 +2331,6 @@
           <w:bdr w:val="none" w:sz="0" w:space="0" w:color="auto" w:frame="1"/>
           <w:shd w:val="clear" w:color="auto" w:fill="FFFFFF"/>
         </w:rPr>
-        <w:lastRenderedPageBreak/>
         <w:t>Experience with installing and configuring Fiber Channel switches</w:t>
       </w:r>
     </w:p>
@@ -2811,7 +2756,6 @@
           <w:color w:val="000000"/>
           <w:shd w:val="clear" w:color="auto" w:fill="FFFFFF"/>
         </w:rPr>
-        <w:lastRenderedPageBreak/>
         <w:t>Day to day responsibilities including Configuration and Allocation of storage from EMC, HP</w:t>
       </w:r>
       <w:r>
@@ -3049,6 +2993,7 @@
           <w:color w:val="000000"/>
           <w:shd w:val="clear" w:color="auto" w:fill="FFFFFF"/>
         </w:rPr>
+        <w:lastRenderedPageBreak/>
         <w:t>Provisioned storage based on standardized procedures as outlined by EMC best practices.</w:t>
       </w:r>
     </w:p>
@@ -3306,18 +3251,7 @@
         </w:rPr>
       </w:pPr>
       <w:r>
-        <w:rPr>
-          <w:rFonts w:cstheme="minorHAnsi"/>
-        </w:rPr>
-        <w:t xml:space="preserve">VMware NSX-T &amp; Nutanix certifications – </w:t>
-      </w:r>
-      <w:r>
-        <w:rPr>
-          <w:rFonts w:cstheme="minorHAnsi"/>
-          <w:b/>
-          <w:bCs/>
-        </w:rPr>
-        <w:t>In progress / planned</w:t>
+        <w:t>VMware NSX-T &amp; Nutanix certifications</w:t>
       </w:r>
     </w:p>
     <w:p>
@@ -3325,7 +3259,6 @@
         <w:pStyle w:val="Heading3"/>
       </w:pPr>
       <w:r>
-        <w:lastRenderedPageBreak/>
         <w:t>Emerging Technology Focus</w:t>
       </w:r>
     </w:p>
@@ -4734,7 +4667,7 @@
   <w:abstractNum w:abstractNumId="18" w15:restartNumberingAfterBreak="0">
     <w:nsid w:val="5CB37CA1"/>
     <w:multiLevelType w:val="hybridMultilevel"/>
-    <w:tmpl w:val="237EF2F8"/>
+    <w:tmpl w:val="0706C10E"/>
     <w:lvl w:ilvl="0" w:tplc="04090001">
       <w:start w:val="1"/>
       <w:numFmt w:val="bullet"/>
@@ -6195,6 +6128,7 @@
   <w:style w:type="character" w:default="1" w:styleId="DefaultParagraphFont">
     <w:name w:val="Default Paragraph Font"/>
     <w:uiPriority w:val="1"/>
+    <w:semiHidden/>
     <w:unhideWhenUsed/>
   </w:style>
   <w:style w:type="table" w:default="1" w:styleId="TableNormal">
